--- a/docs/requisitos/entrevistas/GASTRA_Roteiro_Entrevista_Restaurante.docx
+++ b/docs/requisitos/entrevistas/GASTRA_Roteiro_Entrevista_Restaurante.docx
@@ -79,7 +79,7 @@
         <w:spacing w:after="160"/>
       </w:pPr>
       <w:r>
-        <w:t>Esta entrevista é qualitativa e semiestruturada — não substitui o questionário quantitativo já aplicado aos garçons (Jotform, 24 perguntas), e sim complementa. Onde o questionário mede "o quê" e "quanto" (ex.: nota 4,0/5 para justiça na rotação de praças), a entrevista busca o "por quê" e o "como" por trás desses números, com profundidade que uma pergunta fechada não captura.</w:t>
+        <w:t>Esta entrevista é qualitativa e semiestruturada — não substitui o questionário quantitativo já aplicado aos garçons (Jotform, 29 perguntas), e sim complementa. Onde o questionário mede "o quê" e "quanto" (ex.: nota 4,0/5 para justiça na rotação de praças), a entrevista busca o "por quê" e o "como" por trás desses números, com profundidade que uma pergunta fechada não captura.</w:t>
       </w:r>
     </w:p>
     <w:p>
@@ -508,7 +508,7 @@
           </w:tcPr>
           <w:p>
             <w:r>
-              <w:t>Achado do questionário de cliente aponta demora como maior incômodo (50%) — checar se a origem é percebida do lado do garçom também.</w:t>
+              <w:t>Achado do questionário de cliente aponta demora como maior incômodo (40% das seleções, 6 de 15) — checar se a origem é percebida do lado do garçom também.</w:t>
             </w:r>
           </w:p>
         </w:tc>
@@ -830,7 +830,7 @@
           </w:tcPr>
           <w:p>
             <w:r>
-              <w:t>Cruzar com o achado de cliente (83% relatam dificuldade de identificar flags) do lado do garçom, que hoje é o canal de resposta a essa dúvida.</w:t>
+              <w:t>Cruzar com o achado de cliente (77% (10 de 13) relatam dificuldade de identificar flags) do lado do garçom, que hoje é o canal de resposta a essa dúvida.</w:t>
             </w:r>
           </w:p>
         </w:tc>
